--- a/livrables/lecons/2026-06-29_lecon-psychopathologie_03_semiologie-psychiatrique.docx
+++ b/livrables/lecons/2026-06-29_lecon-psychopathologie_03_semiologie-psychiatrique.docx
@@ -52,7 +52,25 @@
           <w:sz w:val="22"/>
           <w:szCs w:val="22"/>
         </w:rPr>
-        <w:t xml:space="preserve">29 juin 2026  ·  Module Fondamental — leçon 3 / 16</w:t>
+        <w:t xml:space="preserve">29 juin 2026  ·  Module Fondamental — leçon 3 / 20</w:t>
+      </w:r>
+    </w:p>
+    <w:p>
+      <w:pPr>
+        <w:shd w:fill="FFF4E5" w:color="auto" w:val="clear"/>
+        <w:spacing w:after="80" w:before="80"/>
+        <w:ind w:left="288" w:right="288"/>
+      </w:pPr>
+      <w:r>
+        <w:rPr>
+          <w:rFonts w:ascii="Times New Roman" w:cs="Times New Roman" w:eastAsia="Times New Roman" w:hAnsi="Times New Roman"/>
+          <w:i/>
+          <w:iCs/>
+          <w:color w:val="92400E"/>
+          <w:sz w:val="20"/>
+          <w:szCs w:val="20"/>
+        </w:rPr>
+        <w:t xml:space="preserve">⚠️ Corrigé le 06/09/2026 — cette leçon annonçait un parcours de 16 leçons (« 3/16 »). Le parcours a été étendu de 16 à 20 leçons entre le 10 et le 14 août 2026 : les leçons 01 à 09 portaient encore l’ancien total, les leçons 10 et suivantes le nouveau. Seul le dénominateur a été repris ici ; le contenu de cette leçon n’a pas été relu à cette occasion.</w:t>
       </w:r>
     </w:p>
     <w:p>
@@ -3922,7 +3940,7 @@
           <w:sz w:val="22"/>
           <w:szCs w:val="22"/>
         </w:rPr>
-        <w:t xml:space="preserve">La sémiologie de cette leçon sera ton outil de travail tout au long de ce parcours — chaque trouble étudié (leçons 5 à 16) te demandera de mobiliser ces repères.</w:t>
+        <w:t xml:space="preserve">La sémiologie de cette leçon sera ton outil de travail tout au long de ce parcours — chaque trouble étudié (leçons 5 à 20) te demandera de mobiliser ces repères.</w:t>
       </w:r>
     </w:p>
     <w:p>
@@ -3947,7 +3965,7 @@
           <w:sz w:val="18"/>
           <w:szCs w:val="18"/>
         </w:rPr>
-        <w:t xml:space="preserve">Parcours Psychopathologie clinique · Leçon 3/16 · 29 juin 2026 · Usage personnel — non diagnostique</w:t>
+        <w:t xml:space="preserve">Parcours Psychopathologie clinique · Leçon 3/20 · 29 juin 2026 · Usage personnel — non diagnostique</w:t>
       </w:r>
     </w:p>
     <w:sectPr>

--- a/livrables/lecons/2026-06-29_lecon-psychopathologie_03_semiologie-psychiatrique.docx
+++ b/livrables/lecons/2026-06-29_lecon-psychopathologie_03_semiologie-psychiatrique.docx
@@ -464,7 +464,7 @@
           <w:sz w:val="22"/>
           <w:szCs w:val="22"/>
         </w:rPr>
-        <w:t xml:space="preserve">« La sémiologie, c'est apprendre à regarder sans interpréter trop vite. Observer avant d'expliquer. »</w:t>
+        <w:t xml:space="preserve">La sémiologie, c’est apprendre à regarder sans interpréter trop vite : observer avant d’expliquer. ⚠️ Les guillemets ont été retirés le 06/09/2026 — cette phrase était présentée comme une citation, sans aucun auteur ni source, et elle est introuvable dans les sept ressources de cette leçon. C’est une formule de synthèse, elle est juste ; elle n’est de personne en particulier.</w:t>
       </w:r>
     </w:p>
     <w:p>
@@ -1732,7 +1732,7 @@
           <w:sz w:val="22"/>
           <w:szCs w:val="22"/>
         </w:rPr>
-        <w:t xml:space="preserve">A — Appearance (présentation, hygiène)</w:t>
+        <w:t xml:space="preserve">A — Appearance / Behavior (présentation, hygiène, ET comportement) ⚠️ « Behavior » avait été omis, rétabli le 06/09/2026</w:t>
       </w:r>
     </w:p>
     <w:p>
@@ -1837,7 +1837,7 @@
           <w:sz w:val="22"/>
           <w:szCs w:val="22"/>
         </w:rPr>
-        <w:t xml:space="preserve">I — Insight (conscience de la maladie)</w:t>
+        <w:t xml:space="preserve">I — Insight and Judgement (conscience de la maladie ET jugement) ⚠️ « Judgement » avait été omis, rétabli le 06/09/2026</w:t>
       </w:r>
     </w:p>
     <w:p>
@@ -2454,28 +2454,28 @@
           <w:sz w:val="22"/>
           <w:szCs w:val="22"/>
         </w:rPr>
-        <w:t xml:space="preserve">Psychomotricité : probable ralentissement psychomoteur (bradypsychie).</w:t>
-      </w:r>
-    </w:p>
-    <w:p>
-      <w:pPr>
-        <w:pStyle w:val="ListParagraph"/>
-        <w:numPr>
-          <w:ilvl w:val="0"/>
-          <w:numId w:val="1"/>
-        </w:numPr>
-        <w:spacing w:after="60"/>
-      </w:pPr>
-      <w:r>
-        <w:rPr>
-          <w:rFonts w:ascii="Times New Roman" w:cs="Times New Roman" w:eastAsia="Times New Roman" w:hAnsi="Times New Roman"/>
-          <w:b w:val="false"/>
-          <w:bCs w:val="false"/>
-          <w:color w:val="1F2937"/>
-          <w:sz w:val="22"/>
-          <w:szCs w:val="22"/>
-        </w:rPr>
-        <w:t xml:space="preserve">Vigilance / sommeil : hypersomnie non réparatrice — à explorer.</w:t>
+        <w:t xml:space="preserve">Psychomotricité : probable ralentissement psychomoteur. ⚠️ Corrigé le 06/09/2026 : ce corrigé écrivait « (bradypsychie) ». La section 3 de CETTE leçon définit la bradypsychie comme le ralentissement de la PENSÉE, pas du mouvement — une étiquette de pensée collée à un domaine moteur. Le ralentissement moteur se dit ralentissement psychomoteur ; le terme bradypsychie reste disponible ici, mais pour le cours de la pensée, et il serait à explorer séparément.</w:t>
+      </w:r>
+    </w:p>
+    <w:p>
+      <w:pPr>
+        <w:pStyle w:val="ListParagraph"/>
+        <w:numPr>
+          <w:ilvl w:val="0"/>
+          <w:numId w:val="1"/>
+        </w:numPr>
+        <w:spacing w:after="60"/>
+      </w:pPr>
+      <w:r>
+        <w:rPr>
+          <w:rFonts w:ascii="Times New Roman" w:cs="Times New Roman" w:eastAsia="Times New Roman" w:hAnsi="Times New Roman"/>
+          <w:b w:val="false"/>
+          <w:bCs w:val="false"/>
+          <w:color w:val="1F2937"/>
+          <w:sz w:val="22"/>
+          <w:szCs w:val="22"/>
+        </w:rPr>
+        <w:t xml:space="preserve">Fonctions cognitives / vigilance : hypersomnie non réparatrice — à explorer. ⚠️ Corrigé le 06/09/2026 : cette ligne s’intitulait « Vigilance / sommeil », qui n’est PAS l’un des neuf domaines du tableau de cette leçon. Un corrigé doit ranger ses observations dans la grille que sa propre leçon expose, sinon la grille ne sert plus de référence. Restent d’ailleurs non traités dans ce corrigé deux domaines que la consigne demandait explicitement à l’apprenant de remplir : Volonté / Comportement et Cognition.</w:t>
       </w:r>
     </w:p>
     <w:p>
@@ -2713,7 +2713,7 @@
           <w:sz w:val="22"/>
           <w:szCs w:val="22"/>
         </w:rPr>
-        <w:t xml:space="preserve">Fonctions instinctuelles : réduction du besoin de sommeil sans fatigue — signe classique d'état maniaque.</w:t>
+        <w:t xml:space="preserve">Volonté / Comportement : réduction du besoin de sommeil sans fatigue — signe classique d’état maniaque. ⚠️ Corrigé le 06/09/2026 : cette ligne s’intitulait « Fonctions instinctuelles », qui ne figure pas davantage parmi les neuf domaines du tableau de cette leçon.</w:t>
       </w:r>
     </w:p>
     <w:p>
@@ -3966,6 +3966,127 @@
           <w:szCs w:val="18"/>
         </w:rPr>
         <w:t xml:space="preserve">Parcours Psychopathologie clinique · Leçon 3/20 · 29 juin 2026 · Usage personnel — non diagnostique</w:t>
+      </w:r>
+    </w:p>
+    <w:p>
+      <w:pPr>
+        <w:pBdr>
+          <w:bottom w:val="single" w:color="1B3A6B" w:sz="6"/>
+        </w:pBdr>
+        <w:spacing w:after="120" w:before="360"/>
+      </w:pPr>
+      <w:r>
+        <w:rPr>
+          <w:rFonts w:ascii="Times New Roman" w:cs="Times New Roman" w:eastAsia="Times New Roman" w:hAnsi="Times New Roman"/>
+          <w:b/>
+          <w:bCs/>
+          <w:color w:val="1B3A6B"/>
+          <w:sz w:val="30"/>
+          <w:szCs w:val="30"/>
+        </w:rPr>
+        <w:t xml:space="preserve">📝 Journal des corrections — 6 septembre 2026</w:t>
+      </w:r>
+    </w:p>
+    <w:p>
+      <w:pPr>
+        <w:spacing w:after="80"/>
+      </w:pPr>
+      <w:r>
+        <w:rPr>
+          <w:rFonts w:ascii="Times New Roman" w:cs="Times New Roman" w:eastAsia="Times New Roman" w:hAnsi="Times New Roman"/>
+          <w:b/>
+          <w:bCs/>
+          <w:i/>
+          <w:iCs/>
+          <w:color w:val="1F2937"/>
+          <w:sz w:val="22"/>
+          <w:szCs w:val="22"/>
+        </w:rPr>
+        <w:t xml:space="preserve">Leçon produite le 29/06/2026, relue le 06/09/2026. C’est la leçon la mieux sourcée des quatre premières du parcours : les SEPT URL répondent 200, et le PDF de l’AESP — Association pour l’Enseignement de la Sémiologie Psychiatrique — est la meilleure source de tout ce début de parcours. Quatre corrections.</w:t>
+      </w:r>
+    </w:p>
+    <w:p>
+      <w:pPr>
+        <w:spacing w:after="80"/>
+      </w:pPr>
+      <w:r>
+        <w:rPr>
+          <w:rFonts w:ascii="Times New Roman" w:cs="Times New Roman" w:eastAsia="Times New Roman" w:hAnsi="Times New Roman"/>
+          <w:color w:val="1F2937"/>
+          <w:sz w:val="22"/>
+          <w:szCs w:val="22"/>
+        </w:rPr>
+        <w:t xml:space="preserve">① Le corrigé de la vignette A contredisait la théorie de sa propre leçon. Version d’origine : « Psychomotricité : probable ralentissement psychomoteur (bradypsychie). » La section 3, quelques pages plus haut, définit : « Bradypsychie : ralentissement de la pensée. » Une étiquette qui désigne le cours de la pensée avait été appliquée à un domaine moteur. Le terme est retiré du corrigé.</w:t>
+      </w:r>
+    </w:p>
+    <w:p>
+      <w:pPr>
+        <w:spacing w:after="80"/>
+      </w:pPr>
+      <w:r>
+        <w:rPr>
+          <w:rFonts w:ascii="Times New Roman" w:cs="Times New Roman" w:eastAsia="Times New Roman" w:hAnsi="Times New Roman"/>
+          <w:color w:val="1F2937"/>
+          <w:sz w:val="22"/>
+          <w:szCs w:val="22"/>
+        </w:rPr>
+        <w:t xml:space="preserve">② Deux corrigés inventaient des domaines absents de la grille. La vignette A comportait une ligne « Vigilance / sommeil », la vignette B une ligne « Fonctions instinctuelles » — ni l’une ni l’autre ne figure parmi les NEUF domaines du tableau de la section 2, qui est l’outil central de la leçon. Les deux lignes ont été replacées dans des domaines existants. À signaler également, et non corrigé faute de pouvoir deviner l’intention : la consigne de la vignette A demande à l’apprenant de remplir cinq domaines — Présentation, Langage, Humeur/Affect, Volonté/Comportement, Cognition — mais le corrigé n’en traite ni Volonté/Comportement ni Cognition. L’apprenant reste sans réponse sur deux des cinq lignes qu’on lui a demandé de remplir.</w:t>
+      </w:r>
+    </w:p>
+    <w:p>
+      <w:pPr>
+        <w:spacing w:after="80"/>
+      </w:pPr>
+      <w:r>
+        <w:rPr>
+          <w:rFonts w:ascii="Times New Roman" w:cs="Times New Roman" w:eastAsia="Times New Roman" w:hAnsi="Times New Roman"/>
+          <w:color w:val="1F2937"/>
+          <w:sz w:val="22"/>
+          <w:szCs w:val="22"/>
+        </w:rPr>
+        <w:t xml:space="preserve">③ Une citation sans auteur. « La sémiologie, c’est apprendre à regarder sans interpréter trop vite. Observer avant d’expliquer. » Cette phrase figurait entre guillemets, sans aucune attribution, et elle est introuvable dans les sept ressources de la leçon. Des guillemets sans auteur laissent croire à un emprunt savant là où il n’y a qu’une formule de synthèse. Guillemets retirés, formule conservée.</w:t>
+      </w:r>
+    </w:p>
+    <w:p>
+      <w:pPr>
+        <w:spacing w:after="80"/>
+      </w:pPr>
+      <w:r>
+        <w:rPr>
+          <w:rFonts w:ascii="Times New Roman" w:cs="Times New Roman" w:eastAsia="Times New Roman" w:hAnsi="Times New Roman"/>
+          <w:color w:val="1F2937"/>
+          <w:sz w:val="22"/>
+          <w:szCs w:val="22"/>
+        </w:rPr>
+        <w:t xml:space="preserve">④ L’acronyme ASEPTIC était amputé de deux composantes. La source — la page Wikipédia anglaise « Mental status examination », vérifiée le 06/09/2026 — écrit « A - Appearance/Behavior » et « I - Insight and Judgement ». La leçon donnait « A — Appearance » et « I — Insight », en présentant l’acronyme comme une check-list complète. Le comportement et le jugement, deux domaines majeurs, disparaissaient ainsi de la grille mnémotechnique. Rétablis.</w:t>
+      </w:r>
+    </w:p>
+    <w:p>
+      <w:pPr>
+        <w:spacing w:after="80"/>
+      </w:pPr>
+      <w:r>
+        <w:rPr>
+          <w:rFonts w:ascii="Times New Roman" w:cs="Times New Roman" w:eastAsia="Times New Roman" w:hAnsi="Times New Roman"/>
+          <w:color w:val="1F2937"/>
+          <w:sz w:val="22"/>
+          <w:szCs w:val="22"/>
+        </w:rPr>
+        <w:t xml:space="preserve">Vérifié lors de la relecture et inchangé : les sept URL, toutes en 200 ; la distinction signe / symptôme / syndrome ; les NEUF domaines du tableau de la section 2, comptés et conformes à ce qu’annonce le titre ; les définitions de la section 3 — euthymie, hyperthymie, dysthymie, labilité, tachypsychie, bradypsychie, idée délirante, obsession, hallucination, illusion, déréalisation, dépersonnalisation ; la distinction humeur / affect, qui est le point le plus utile de la leçon ; et les corrigés des vignettes B et C, conformes à la théorie exposée. La vignette C, en particulier, est bien traitée : elle nomme la catatonie, rappelle qu’elle survient dans des troubles très différents, et conclut à une évaluation médicale urgente.</w:t>
+      </w:r>
+    </w:p>
+    <w:p>
+      <w:pPr>
+        <w:spacing w:after="80"/>
+      </w:pPr>
+      <w:r>
+        <w:rPr>
+          <w:rFonts w:ascii="Times New Roman" w:cs="Times New Roman" w:eastAsia="Times New Roman" w:hAnsi="Times New Roman"/>
+          <w:color w:val="1F2937"/>
+          <w:sz w:val="22"/>
+          <w:szCs w:val="22"/>
+        </w:rPr>
+        <w:t xml:space="preserve">Reste un point signalé et non corrigé : parmi les sept sources figure techno-science.net, un glossaire généraliste sans garantie institutionnelle. Il n’étaye aucune affirmation précise de la leçon, mais il n’a pas sa place dans une liste de références sur la sémiologie psychiatrique quand l’AESP y figure déjà.</w:t>
       </w:r>
     </w:p>
     <w:sectPr>
